--- a/NextDecade-Claude-Project/03-original-templates/Guidance Template.docx
+++ b/NextDecade-Claude-Project/03-original-templates/Guidance Template.docx
@@ -4848,7 +4848,7 @@
     </w:pPr>
     <w:rPr>
       <w:rFonts w:asciiTheme="majorHAnsi" w:eastAsiaTheme="majorEastAsia" w:hAnsiTheme="majorHAnsi" w:cstheme="majorBidi"/>
-      <w:color w:val="0F4761" w:themeColor="accent1" w:themeShade="BF"/>
+      <w:color w:val="002060" w:themeColor="accent1" w:themeShade="BF"/>
       <w:sz w:val="40"/>
       <w:szCs w:val="40"/>
     </w:rPr>
@@ -4871,7 +4871,7 @@
     </w:pPr>
     <w:rPr>
       <w:rFonts w:asciiTheme="majorHAnsi" w:eastAsiaTheme="majorEastAsia" w:hAnsiTheme="majorHAnsi" w:cstheme="majorBidi"/>
-      <w:color w:val="0F4761" w:themeColor="accent1" w:themeShade="BF"/>
+      <w:color w:val="002060" w:themeColor="accent1" w:themeShade="BF"/>
       <w:sz w:val="32"/>
       <w:szCs w:val="32"/>
     </w:rPr>
@@ -4894,7 +4894,7 @@
     </w:pPr>
     <w:rPr>
       <w:rFonts w:eastAsiaTheme="majorEastAsia" w:cstheme="majorBidi"/>
-      <w:color w:val="0F4761" w:themeColor="accent1" w:themeShade="BF"/>
+      <w:color w:val="002060" w:themeColor="accent1" w:themeShade="BF"/>
       <w:sz w:val="28"/>
       <w:szCs w:val="28"/>
     </w:rPr>
@@ -4919,7 +4919,7 @@
       <w:rFonts w:eastAsiaTheme="majorEastAsia" w:cstheme="majorBidi"/>
       <w:i/>
       <w:iCs/>
-      <w:color w:val="0F4761" w:themeColor="accent1" w:themeShade="BF"/>
+      <w:color w:val="002060" w:themeColor="accent1" w:themeShade="BF"/>
     </w:rPr>
   </w:style>
   <w:style w:type="paragraph" w:styleId="Heading5">
@@ -5660,7 +5660,7 @@
     </a:clrScheme>
     <a:fontScheme name="Office">
       <a:majorFont>
-        <a:latin typeface="Aptos Display" panose="02110004020202020204"/>
+        <a:latin typeface="Segoe UI" panose="02110004020202020204"/>
         <a:ea typeface=""/>
         <a:cs typeface=""/>
         <a:font script="Jpan" typeface="游ゴシック Light"/>
@@ -5712,7 +5712,7 @@
         <a:font script="Tfng" typeface="Ebrima"/>
       </a:majorFont>
       <a:minorFont>
-        <a:latin typeface="Aptos" panose="02110004020202020204"/>
+        <a:latin typeface="Segoe UI" panose="02110004020202020204"/>
         <a:ea typeface=""/>
         <a:cs typeface=""/>
         <a:font script="Jpan" typeface="游ゴシック"/>
